--- a/RP/РП_ПМ_05_M21.docx
+++ b/RP/РП_ПМ_05_M21.docx
@@ -33054,6 +33054,14 @@
                 <w:szCs w:val="24"/>
               </w:rPr>
             </w:pPr>
+            <w:r>
+              <w:rPr>
+                <w:rFonts w:ascii="Times New Roman" w:hAnsi="Times New Roman" w:cs="Times New Roman"/>
+                <w:sz w:val="24"/>
+                <w:szCs w:val="24"/>
+              </w:rPr>
+              <w:t>4</w:t>
+            </w:r>
           </w:p>
         </w:tc>
         <w:tc>
